--- a/EDT/emploi_du_temps_T2.docx
+++ b/EDT/emploi_du_temps_T2.docx
@@ -1413,7 +1413,7 @@
                 <w:i w:val="0"/>
                 <w:sz w:val="14"/>
               </w:rPr>
-              <w:t>9h 25 – 9h 35</w:t>
+              <w:t>9h 25 – 9h 50</w:t>
             </w:r>
           </w:p>
         </w:tc>
@@ -1421,7 +1421,6 @@
           <w:tcPr>
             <w:tcW w:type="dxa" w:w="1644"/>
             <w:vAlign w:val="center"/>
-            <w:shd w:val="clear" w:color="auto" w:fill="FFFF99"/>
           </w:tcPr>
           <w:p>
             <w:pPr>
@@ -1435,7 +1434,16 @@
                 <w:i w:val="0"/>
                 <w:sz w:val="14"/>
               </w:rPr>
-              <w:t>RÉCRÉATION</w:t>
+              <w:t>Zavakanto</w:t>
+            </w:r>
+            <w:r>
+              <w:rPr>
+                <w:rFonts w:ascii="Times New Roman" w:hAnsi="Times New Roman" w:cs="Times New Roman" w:eastAsia="Times New Roman"/>
+                <w:b w:val="0"/>
+                <w:color w:val="999999"/>
+                <w:sz w:val="10"/>
+              </w:rPr>
+              <w:t xml:space="preserve"> 1/5</w:t>
             </w:r>
           </w:p>
         </w:tc>
@@ -1443,7 +1451,6 @@
           <w:tcPr>
             <w:tcW w:type="dxa" w:w="1644"/>
             <w:vAlign w:val="center"/>
-            <w:shd w:val="clear" w:color="auto" w:fill="FFFF99"/>
           </w:tcPr>
           <w:p>
             <w:pPr>
@@ -1457,7 +1464,16 @@
                 <w:i w:val="0"/>
                 <w:sz w:val="14"/>
               </w:rPr>
-              <w:t>RÉCRÉATION</w:t>
+              <w:t>Zavakanto</w:t>
+            </w:r>
+            <w:r>
+              <w:rPr>
+                <w:rFonts w:ascii="Times New Roman" w:hAnsi="Times New Roman" w:cs="Times New Roman" w:eastAsia="Times New Roman"/>
+                <w:b w:val="0"/>
+                <w:color w:val="999999"/>
+                <w:sz w:val="10"/>
+              </w:rPr>
+              <w:t xml:space="preserve"> 2/5</w:t>
             </w:r>
           </w:p>
         </w:tc>
@@ -1465,7 +1481,6 @@
           <w:tcPr>
             <w:tcW w:type="dxa" w:w="1644"/>
             <w:vAlign w:val="center"/>
-            <w:shd w:val="clear" w:color="auto" w:fill="FFFF99"/>
           </w:tcPr>
           <w:p>
             <w:pPr>
@@ -1479,7 +1494,16 @@
                 <w:i w:val="0"/>
                 <w:sz w:val="14"/>
               </w:rPr>
-              <w:t>RÉCRÉATION</w:t>
+              <w:t>Zavakanto</w:t>
+            </w:r>
+            <w:r>
+              <w:rPr>
+                <w:rFonts w:ascii="Times New Roman" w:hAnsi="Times New Roman" w:cs="Times New Roman" w:eastAsia="Times New Roman"/>
+                <w:b w:val="0"/>
+                <w:color w:val="999999"/>
+                <w:sz w:val="10"/>
+              </w:rPr>
+              <w:t xml:space="preserve"> 3/5</w:t>
             </w:r>
           </w:p>
         </w:tc>
@@ -1487,7 +1511,6 @@
           <w:tcPr>
             <w:tcW w:type="dxa" w:w="1644"/>
             <w:vAlign w:val="center"/>
-            <w:shd w:val="clear" w:color="auto" w:fill="FFFF99"/>
           </w:tcPr>
           <w:p>
             <w:pPr>
@@ -1501,7 +1524,16 @@
                 <w:i w:val="0"/>
                 <w:sz w:val="14"/>
               </w:rPr>
-              <w:t>RÉCRÉATION</w:t>
+              <w:t>Zavakanto</w:t>
+            </w:r>
+            <w:r>
+              <w:rPr>
+                <w:rFonts w:ascii="Times New Roman" w:hAnsi="Times New Roman" w:cs="Times New Roman" w:eastAsia="Times New Roman"/>
+                <w:b w:val="0"/>
+                <w:color w:val="999999"/>
+                <w:sz w:val="10"/>
+              </w:rPr>
+              <w:t xml:space="preserve"> 4/5</w:t>
             </w:r>
           </w:p>
         </w:tc>
@@ -1509,7 +1541,6 @@
           <w:tcPr>
             <w:tcW w:type="dxa" w:w="1644"/>
             <w:vAlign w:val="center"/>
-            <w:shd w:val="clear" w:color="auto" w:fill="FFFF99"/>
           </w:tcPr>
           <w:p>
             <w:pPr>
@@ -1523,7 +1554,16 @@
                 <w:i w:val="0"/>
                 <w:sz w:val="14"/>
               </w:rPr>
-              <w:t>RÉCRÉATION</w:t>
+              <w:t>Malagasy – Vakiteny</w:t>
+            </w:r>
+            <w:r>
+              <w:rPr>
+                <w:rFonts w:ascii="Times New Roman" w:hAnsi="Times New Roman" w:cs="Times New Roman" w:eastAsia="Times New Roman"/>
+                <w:b w:val="0"/>
+                <w:color w:val="999999"/>
+                <w:sz w:val="10"/>
+              </w:rPr>
+              <w:t xml:space="preserve"> 5/5</w:t>
             </w:r>
           </w:p>
         </w:tc>
@@ -1596,7 +1636,7 @@
                 <w:i w:val="0"/>
                 <w:sz w:val="14"/>
               </w:rPr>
-              <w:t>9h 35 – 10h 05</w:t>
+              <w:t>9h 50 – 10h 20</w:t>
             </w:r>
           </w:p>
         </w:tc>
@@ -1819,7 +1859,188 @@
                 <w:i w:val="0"/>
                 <w:sz w:val="14"/>
               </w:rPr>
-              <w:t>10h 05 – 10h 35</w:t>
+              <w:t>10h 20 – 10h 40</w:t>
+            </w:r>
+          </w:p>
+        </w:tc>
+        <w:tc>
+          <w:tcPr>
+            <w:tcW w:type="dxa" w:w="1644"/>
+            <w:vAlign w:val="center"/>
+            <w:shd w:val="clear" w:color="auto" w:fill="FFFF99"/>
+          </w:tcPr>
+          <w:p>
+            <w:pPr>
+              <w:jc w:val="center"/>
+              <w:spacing w:before="0" w:after="0" w:line="240" w:lineRule="auto"/>
+            </w:pPr>
+            <w:r>
+              <w:rPr>
+                <w:rFonts w:ascii="Times New Roman" w:hAnsi="Times New Roman" w:cs="Times New Roman" w:eastAsia="Times New Roman"/>
+                <w:b w:val="0"/>
+                <w:i w:val="0"/>
+                <w:sz w:val="14"/>
+              </w:rPr>
+              <w:t>RÉCRÉATION</w:t>
+            </w:r>
+          </w:p>
+        </w:tc>
+        <w:tc>
+          <w:tcPr>
+            <w:tcW w:type="dxa" w:w="1644"/>
+            <w:vAlign w:val="center"/>
+            <w:shd w:val="clear" w:color="auto" w:fill="FFFF99"/>
+          </w:tcPr>
+          <w:p>
+            <w:pPr>
+              <w:jc w:val="center"/>
+              <w:spacing w:before="0" w:after="0" w:line="240" w:lineRule="auto"/>
+            </w:pPr>
+            <w:r>
+              <w:rPr>
+                <w:rFonts w:ascii="Times New Roman" w:hAnsi="Times New Roman" w:cs="Times New Roman" w:eastAsia="Times New Roman"/>
+                <w:b w:val="0"/>
+                <w:i w:val="0"/>
+                <w:sz w:val="14"/>
+              </w:rPr>
+              <w:t>RÉCRÉATION</w:t>
+            </w:r>
+          </w:p>
+        </w:tc>
+        <w:tc>
+          <w:tcPr>
+            <w:tcW w:type="dxa" w:w="1644"/>
+            <w:vAlign w:val="center"/>
+            <w:shd w:val="clear" w:color="auto" w:fill="FFFF99"/>
+          </w:tcPr>
+          <w:p>
+            <w:pPr>
+              <w:jc w:val="center"/>
+              <w:spacing w:before="0" w:after="0" w:line="240" w:lineRule="auto"/>
+            </w:pPr>
+            <w:r>
+              <w:rPr>
+                <w:rFonts w:ascii="Times New Roman" w:hAnsi="Times New Roman" w:cs="Times New Roman" w:eastAsia="Times New Roman"/>
+                <w:b w:val="0"/>
+                <w:i w:val="0"/>
+                <w:sz w:val="14"/>
+              </w:rPr>
+              <w:t>RÉCRÉATION</w:t>
+            </w:r>
+          </w:p>
+        </w:tc>
+        <w:tc>
+          <w:tcPr>
+            <w:tcW w:type="dxa" w:w="1644"/>
+            <w:vAlign w:val="center"/>
+            <w:shd w:val="clear" w:color="auto" w:fill="FFFF99"/>
+          </w:tcPr>
+          <w:p>
+            <w:pPr>
+              <w:jc w:val="center"/>
+              <w:spacing w:before="0" w:after="0" w:line="240" w:lineRule="auto"/>
+            </w:pPr>
+            <w:r>
+              <w:rPr>
+                <w:rFonts w:ascii="Times New Roman" w:hAnsi="Times New Roman" w:cs="Times New Roman" w:eastAsia="Times New Roman"/>
+                <w:b w:val="0"/>
+                <w:i w:val="0"/>
+                <w:sz w:val="14"/>
+              </w:rPr>
+              <w:t>RÉCRÉATION</w:t>
+            </w:r>
+          </w:p>
+        </w:tc>
+        <w:tc>
+          <w:tcPr>
+            <w:tcW w:type="dxa" w:w="1644"/>
+            <w:vAlign w:val="center"/>
+            <w:shd w:val="clear" w:color="auto" w:fill="FFFF99"/>
+          </w:tcPr>
+          <w:p>
+            <w:pPr>
+              <w:jc w:val="center"/>
+              <w:spacing w:before="0" w:after="0" w:line="240" w:lineRule="auto"/>
+            </w:pPr>
+            <w:r>
+              <w:rPr>
+                <w:rFonts w:ascii="Times New Roman" w:hAnsi="Times New Roman" w:cs="Times New Roman" w:eastAsia="Times New Roman"/>
+                <w:b w:val="0"/>
+                <w:i w:val="0"/>
+                <w:sz w:val="14"/>
+              </w:rPr>
+              <w:t>RÉCRÉATION</w:t>
+            </w:r>
+          </w:p>
+        </w:tc>
+        <w:tc>
+          <w:tcPr>
+            <w:tcW w:type="dxa" w:w="113"/>
+            <w:shd w:val="clear" w:color="auto" w:fill="FFFFFF"/>
+          </w:tcPr>
+          <w:p/>
+        </w:tc>
+        <w:tc>
+          <w:tcPr>
+            <w:tcW w:type="dxa" w:w="1190"/>
+            <w:vAlign w:val="center"/>
+          </w:tcPr>
+          <w:p>
+            <w:pPr>
+              <w:jc w:val="left"/>
+              <w:spacing w:before="0" w:after="0" w:line="240" w:lineRule="auto"/>
+            </w:pPr>
+            <w:r>
+              <w:rPr>
+                <w:rFonts w:ascii="Times New Roman" w:hAnsi="Times New Roman" w:cs="Times New Roman" w:eastAsia="Times New Roman"/>
+                <w:b w:val="0"/>
+                <w:i w:val="0"/>
+                <w:sz w:val="14"/>
+              </w:rPr>
+            </w:r>
+          </w:p>
+        </w:tc>
+        <w:tc>
+          <w:tcPr>
+            <w:tcW w:type="dxa" w:w="3344"/>
+            <w:vAlign w:val="center"/>
+          </w:tcPr>
+          <w:p>
+            <w:pPr>
+              <w:jc w:val="left"/>
+              <w:spacing w:before="0" w:after="0" w:line="240" w:lineRule="auto"/>
+            </w:pPr>
+            <w:r>
+              <w:rPr>
+                <w:rFonts w:ascii="Times New Roman" w:hAnsi="Times New Roman" w:cs="Times New Roman" w:eastAsia="Times New Roman"/>
+                <w:b w:val="0"/>
+                <w:i w:val="0"/>
+                <w:sz w:val="13"/>
+              </w:rPr>
+            </w:r>
+          </w:p>
+        </w:tc>
+      </w:tr>
+      <w:tr>
+        <w:tc>
+          <w:tcPr>
+            <w:tcW w:type="dxa" w:w="1133"/>
+            <w:vAlign w:val="center"/>
+            <w:shd w:val="clear" w:color="auto" w:fill="6DFFE3"/>
+          </w:tcPr>
+          <w:p>
+            <w:pPr>
+              <w:jc w:val="center"/>
+              <w:spacing w:before="0" w:after="0" w:line="240" w:lineRule="auto"/>
+            </w:pPr>
+            <w:r>
+              <w:rPr>
+                <w:rFonts w:ascii="Times New Roman" w:hAnsi="Times New Roman" w:cs="Times New Roman" w:eastAsia="Times New Roman"/>
+                <w:b/>
+                <w:i w:val="0"/>
+                <w:sz w:val="14"/>
+              </w:rPr>
+              <w:t>10h 40 – 11h 10</w:t>
             </w:r>
           </w:p>
         </w:tc>
@@ -1970,408 +2191,6 @@
                 <w:sz w:val="10"/>
               </w:rPr>
               <w:t xml:space="preserve"> 5/5</w:t>
-            </w:r>
-          </w:p>
-        </w:tc>
-        <w:tc>
-          <w:tcPr>
-            <w:tcW w:type="dxa" w:w="113"/>
-            <w:shd w:val="clear" w:color="auto" w:fill="FFFFFF"/>
-          </w:tcPr>
-          <w:p/>
-        </w:tc>
-        <w:tc>
-          <w:tcPr>
-            <w:tcW w:type="dxa" w:w="1190"/>
-            <w:vAlign w:val="center"/>
-          </w:tcPr>
-          <w:p>
-            <w:pPr>
-              <w:jc w:val="left"/>
-              <w:spacing w:before="0" w:after="0" w:line="240" w:lineRule="auto"/>
-            </w:pPr>
-            <w:r>
-              <w:rPr>
-                <w:rFonts w:ascii="Times New Roman" w:hAnsi="Times New Roman" w:cs="Times New Roman" w:eastAsia="Times New Roman"/>
-                <w:b w:val="0"/>
-                <w:i w:val="0"/>
-                <w:sz w:val="14"/>
-              </w:rPr>
-            </w:r>
-          </w:p>
-        </w:tc>
-        <w:tc>
-          <w:tcPr>
-            <w:tcW w:type="dxa" w:w="3344"/>
-            <w:vAlign w:val="center"/>
-          </w:tcPr>
-          <w:p>
-            <w:pPr>
-              <w:jc w:val="left"/>
-              <w:spacing w:before="0" w:after="0" w:line="240" w:lineRule="auto"/>
-            </w:pPr>
-            <w:r>
-              <w:rPr>
-                <w:rFonts w:ascii="Times New Roman" w:hAnsi="Times New Roman" w:cs="Times New Roman" w:eastAsia="Times New Roman"/>
-                <w:b w:val="0"/>
-                <w:i w:val="0"/>
-                <w:sz w:val="13"/>
-              </w:rPr>
-            </w:r>
-          </w:p>
-        </w:tc>
-      </w:tr>
-      <w:tr>
-        <w:tc>
-          <w:tcPr>
-            <w:tcW w:type="dxa" w:w="1133"/>
-            <w:vAlign w:val="center"/>
-            <w:shd w:val="clear" w:color="auto" w:fill="6DFFE3"/>
-          </w:tcPr>
-          <w:p>
-            <w:pPr>
-              <w:jc w:val="center"/>
-              <w:spacing w:before="0" w:after="0" w:line="240" w:lineRule="auto"/>
-            </w:pPr>
-            <w:r>
-              <w:rPr>
-                <w:rFonts w:ascii="Times New Roman" w:hAnsi="Times New Roman" w:cs="Times New Roman" w:eastAsia="Times New Roman"/>
-                <w:b/>
-                <w:i w:val="0"/>
-                <w:sz w:val="14"/>
-              </w:rPr>
-              <w:t>10h 35 – 11h 00</w:t>
-            </w:r>
-          </w:p>
-        </w:tc>
-        <w:tc>
-          <w:tcPr>
-            <w:tcW w:type="dxa" w:w="1644"/>
-            <w:vAlign w:val="center"/>
-          </w:tcPr>
-          <w:p>
-            <w:pPr>
-              <w:jc w:val="center"/>
-              <w:spacing w:before="0" w:after="0" w:line="240" w:lineRule="auto"/>
-            </w:pPr>
-            <w:r>
-              <w:rPr>
-                <w:rFonts w:ascii="Times New Roman" w:hAnsi="Times New Roman" w:cs="Times New Roman" w:eastAsia="Times New Roman"/>
-                <w:b w:val="0"/>
-                <w:i w:val="0"/>
-                <w:sz w:val="14"/>
-              </w:rPr>
-              <w:t>Zavakanto</w:t>
-            </w:r>
-            <w:r>
-              <w:rPr>
-                <w:rFonts w:ascii="Times New Roman" w:hAnsi="Times New Roman" w:cs="Times New Roman" w:eastAsia="Times New Roman"/>
-                <w:b w:val="0"/>
-                <w:color w:val="999999"/>
-                <w:sz w:val="10"/>
-              </w:rPr>
-              <w:t xml:space="preserve"> 1/5</w:t>
-            </w:r>
-          </w:p>
-        </w:tc>
-        <w:tc>
-          <w:tcPr>
-            <w:tcW w:type="dxa" w:w="1644"/>
-            <w:vAlign w:val="center"/>
-          </w:tcPr>
-          <w:p>
-            <w:pPr>
-              <w:jc w:val="center"/>
-              <w:spacing w:before="0" w:after="0" w:line="240" w:lineRule="auto"/>
-            </w:pPr>
-            <w:r>
-              <w:rPr>
-                <w:rFonts w:ascii="Times New Roman" w:hAnsi="Times New Roman" w:cs="Times New Roman" w:eastAsia="Times New Roman"/>
-                <w:b w:val="0"/>
-                <w:i w:val="0"/>
-                <w:sz w:val="14"/>
-              </w:rPr>
-              <w:t>Zavakanto</w:t>
-            </w:r>
-            <w:r>
-              <w:rPr>
-                <w:rFonts w:ascii="Times New Roman" w:hAnsi="Times New Roman" w:cs="Times New Roman" w:eastAsia="Times New Roman"/>
-                <w:b w:val="0"/>
-                <w:color w:val="999999"/>
-                <w:sz w:val="10"/>
-              </w:rPr>
-              <w:t xml:space="preserve"> 2/5</w:t>
-            </w:r>
-          </w:p>
-        </w:tc>
-        <w:tc>
-          <w:tcPr>
-            <w:tcW w:type="dxa" w:w="1644"/>
-            <w:vAlign w:val="center"/>
-          </w:tcPr>
-          <w:p>
-            <w:pPr>
-              <w:jc w:val="center"/>
-              <w:spacing w:before="0" w:after="0" w:line="240" w:lineRule="auto"/>
-            </w:pPr>
-            <w:r>
-              <w:rPr>
-                <w:rFonts w:ascii="Times New Roman" w:hAnsi="Times New Roman" w:cs="Times New Roman" w:eastAsia="Times New Roman"/>
-                <w:b w:val="0"/>
-                <w:i w:val="0"/>
-                <w:sz w:val="14"/>
-              </w:rPr>
-              <w:t>Zavakanto</w:t>
-            </w:r>
-            <w:r>
-              <w:rPr>
-                <w:rFonts w:ascii="Times New Roman" w:hAnsi="Times New Roman" w:cs="Times New Roman" w:eastAsia="Times New Roman"/>
-                <w:b w:val="0"/>
-                <w:color w:val="999999"/>
-                <w:sz w:val="10"/>
-              </w:rPr>
-              <w:t xml:space="preserve"> 3/5</w:t>
-            </w:r>
-          </w:p>
-        </w:tc>
-        <w:tc>
-          <w:tcPr>
-            <w:tcW w:type="dxa" w:w="1644"/>
-            <w:vAlign w:val="center"/>
-          </w:tcPr>
-          <w:p>
-            <w:pPr>
-              <w:jc w:val="center"/>
-              <w:spacing w:before="0" w:after="0" w:line="240" w:lineRule="auto"/>
-            </w:pPr>
-            <w:r>
-              <w:rPr>
-                <w:rFonts w:ascii="Times New Roman" w:hAnsi="Times New Roman" w:cs="Times New Roman" w:eastAsia="Times New Roman"/>
-                <w:b w:val="0"/>
-                <w:i w:val="0"/>
-                <w:sz w:val="14"/>
-              </w:rPr>
-              <w:t>Zavakanto</w:t>
-            </w:r>
-            <w:r>
-              <w:rPr>
-                <w:rFonts w:ascii="Times New Roman" w:hAnsi="Times New Roman" w:cs="Times New Roman" w:eastAsia="Times New Roman"/>
-                <w:b w:val="0"/>
-                <w:color w:val="999999"/>
-                <w:sz w:val="10"/>
-              </w:rPr>
-              <w:t xml:space="preserve"> 4/5</w:t>
-            </w:r>
-          </w:p>
-        </w:tc>
-        <w:tc>
-          <w:tcPr>
-            <w:tcW w:type="dxa" w:w="1644"/>
-            <w:vAlign w:val="center"/>
-          </w:tcPr>
-          <w:p>
-            <w:pPr>
-              <w:jc w:val="center"/>
-              <w:spacing w:before="0" w:after="0" w:line="240" w:lineRule="auto"/>
-            </w:pPr>
-            <w:r>
-              <w:rPr>
-                <w:rFonts w:ascii="Times New Roman" w:hAnsi="Times New Roman" w:cs="Times New Roman" w:eastAsia="Times New Roman"/>
-                <w:b w:val="0"/>
-                <w:i w:val="0"/>
-                <w:sz w:val="14"/>
-              </w:rPr>
-              <w:t>Malagasy – Vakiteny</w:t>
-            </w:r>
-            <w:r>
-              <w:rPr>
-                <w:rFonts w:ascii="Times New Roman" w:hAnsi="Times New Roman" w:cs="Times New Roman" w:eastAsia="Times New Roman"/>
-                <w:b w:val="0"/>
-                <w:color w:val="999999"/>
-                <w:sz w:val="10"/>
-              </w:rPr>
-              <w:t xml:space="preserve"> 5/5</w:t>
-            </w:r>
-          </w:p>
-        </w:tc>
-        <w:tc>
-          <w:tcPr>
-            <w:tcW w:type="dxa" w:w="113"/>
-            <w:shd w:val="clear" w:color="auto" w:fill="FFFFFF"/>
-          </w:tcPr>
-          <w:p/>
-        </w:tc>
-        <w:tc>
-          <w:tcPr>
-            <w:tcW w:type="dxa" w:w="1190"/>
-            <w:vAlign w:val="center"/>
-          </w:tcPr>
-          <w:p>
-            <w:pPr>
-              <w:jc w:val="left"/>
-              <w:spacing w:before="0" w:after="0" w:line="240" w:lineRule="auto"/>
-            </w:pPr>
-            <w:r>
-              <w:rPr>
-                <w:rFonts w:ascii="Times New Roman" w:hAnsi="Times New Roman" w:cs="Times New Roman" w:eastAsia="Times New Roman"/>
-                <w:b w:val="0"/>
-                <w:i w:val="0"/>
-                <w:sz w:val="14"/>
-              </w:rPr>
-            </w:r>
-          </w:p>
-        </w:tc>
-        <w:tc>
-          <w:tcPr>
-            <w:tcW w:type="dxa" w:w="3344"/>
-            <w:vAlign w:val="center"/>
-          </w:tcPr>
-          <w:p>
-            <w:pPr>
-              <w:jc w:val="left"/>
-              <w:spacing w:before="0" w:after="0" w:line="240" w:lineRule="auto"/>
-            </w:pPr>
-            <w:r>
-              <w:rPr>
-                <w:rFonts w:ascii="Times New Roman" w:hAnsi="Times New Roman" w:cs="Times New Roman" w:eastAsia="Times New Roman"/>
-                <w:b w:val="0"/>
-                <w:i w:val="0"/>
-                <w:sz w:val="13"/>
-              </w:rPr>
-            </w:r>
-          </w:p>
-        </w:tc>
-      </w:tr>
-      <w:tr>
-        <w:tc>
-          <w:tcPr>
-            <w:tcW w:type="dxa" w:w="1133"/>
-            <w:vAlign w:val="center"/>
-            <w:shd w:val="clear" w:color="auto" w:fill="6DFFE3"/>
-          </w:tcPr>
-          <w:p>
-            <w:pPr>
-              <w:jc w:val="center"/>
-              <w:spacing w:before="0" w:after="0" w:line="240" w:lineRule="auto"/>
-            </w:pPr>
-            <w:r>
-              <w:rPr>
-                <w:rFonts w:ascii="Times New Roman" w:hAnsi="Times New Roman" w:cs="Times New Roman" w:eastAsia="Times New Roman"/>
-                <w:b/>
-                <w:i w:val="0"/>
-                <w:sz w:val="14"/>
-              </w:rPr>
-              <w:t>11h 00 – 11h 10</w:t>
-            </w:r>
-          </w:p>
-        </w:tc>
-        <w:tc>
-          <w:tcPr>
-            <w:tcW w:type="dxa" w:w="1644"/>
-            <w:vAlign w:val="center"/>
-            <w:shd w:val="clear" w:color="auto" w:fill="FFFF99"/>
-          </w:tcPr>
-          <w:p>
-            <w:pPr>
-              <w:jc w:val="center"/>
-              <w:spacing w:before="0" w:after="0" w:line="240" w:lineRule="auto"/>
-            </w:pPr>
-            <w:r>
-              <w:rPr>
-                <w:rFonts w:ascii="Times New Roman" w:hAnsi="Times New Roman" w:cs="Times New Roman" w:eastAsia="Times New Roman"/>
-                <w:b w:val="0"/>
-                <w:i w:val="0"/>
-                <w:sz w:val="14"/>
-              </w:rPr>
-              <w:t>RÉCRÉATION</w:t>
-            </w:r>
-          </w:p>
-        </w:tc>
-        <w:tc>
-          <w:tcPr>
-            <w:tcW w:type="dxa" w:w="1644"/>
-            <w:vAlign w:val="center"/>
-            <w:shd w:val="clear" w:color="auto" w:fill="FFFF99"/>
-          </w:tcPr>
-          <w:p>
-            <w:pPr>
-              <w:jc w:val="center"/>
-              <w:spacing w:before="0" w:after="0" w:line="240" w:lineRule="auto"/>
-            </w:pPr>
-            <w:r>
-              <w:rPr>
-                <w:rFonts w:ascii="Times New Roman" w:hAnsi="Times New Roman" w:cs="Times New Roman" w:eastAsia="Times New Roman"/>
-                <w:b w:val="0"/>
-                <w:i w:val="0"/>
-                <w:sz w:val="14"/>
-              </w:rPr>
-              <w:t>RÉCRÉATION</w:t>
-            </w:r>
-          </w:p>
-        </w:tc>
-        <w:tc>
-          <w:tcPr>
-            <w:tcW w:type="dxa" w:w="1644"/>
-            <w:vAlign w:val="center"/>
-            <w:shd w:val="clear" w:color="auto" w:fill="FFFF99"/>
-          </w:tcPr>
-          <w:p>
-            <w:pPr>
-              <w:jc w:val="center"/>
-              <w:spacing w:before="0" w:after="0" w:line="240" w:lineRule="auto"/>
-            </w:pPr>
-            <w:r>
-              <w:rPr>
-                <w:rFonts w:ascii="Times New Roman" w:hAnsi="Times New Roman" w:cs="Times New Roman" w:eastAsia="Times New Roman"/>
-                <w:b w:val="0"/>
-                <w:i w:val="0"/>
-                <w:sz w:val="14"/>
-              </w:rPr>
-              <w:t>RÉCRÉATION</w:t>
-            </w:r>
-          </w:p>
-        </w:tc>
-        <w:tc>
-          <w:tcPr>
-            <w:tcW w:type="dxa" w:w="1644"/>
-            <w:vAlign w:val="center"/>
-            <w:shd w:val="clear" w:color="auto" w:fill="FFFF99"/>
-          </w:tcPr>
-          <w:p>
-            <w:pPr>
-              <w:jc w:val="center"/>
-              <w:spacing w:before="0" w:after="0" w:line="240" w:lineRule="auto"/>
-            </w:pPr>
-            <w:r>
-              <w:rPr>
-                <w:rFonts w:ascii="Times New Roman" w:hAnsi="Times New Roman" w:cs="Times New Roman" w:eastAsia="Times New Roman"/>
-                <w:b w:val="0"/>
-                <w:i w:val="0"/>
-                <w:sz w:val="14"/>
-              </w:rPr>
-              <w:t>RÉCRÉATION</w:t>
-            </w:r>
-          </w:p>
-        </w:tc>
-        <w:tc>
-          <w:tcPr>
-            <w:tcW w:type="dxa" w:w="1644"/>
-            <w:vAlign w:val="center"/>
-            <w:shd w:val="clear" w:color="auto" w:fill="FFFF99"/>
-          </w:tcPr>
-          <w:p>
-            <w:pPr>
-              <w:jc w:val="center"/>
-              <w:spacing w:before="0" w:after="0" w:line="240" w:lineRule="auto"/>
-            </w:pPr>
-            <w:r>
-              <w:rPr>
-                <w:rFonts w:ascii="Times New Roman" w:hAnsi="Times New Roman" w:cs="Times New Roman" w:eastAsia="Times New Roman"/>
-                <w:b w:val="0"/>
-                <w:i w:val="0"/>
-                <w:sz w:val="14"/>
-              </w:rPr>
-              <w:t>RÉCRÉATION</w:t>
             </w:r>
           </w:p>
         </w:tc>
@@ -2870,7 +2689,7 @@
           <w:tcPr>
             <w:tcW w:type="dxa" w:w="1133"/>
             <w:vAlign w:val="center"/>
-            <w:shd w:val="clear" w:color="auto" w:fill="AB7800"/>
+            <w:shd w:val="clear" w:color="auto" w:fill="6DFFE3"/>
           </w:tcPr>
           <w:p>
             <w:pPr>
@@ -3264,13 +3083,7 @@
             <w:tcW w:type="dxa" w:w="113"/>
             <w:shd w:val="clear" w:color="auto" w:fill="FFFFFF"/>
           </w:tcPr>
-          <w:p>
-            <w:r>
-              <w:rPr>
-                <w:rFonts w:ascii="Times New Roman" w:hAnsi="Times New Roman" w:cs="Times New Roman" w:eastAsia="Times New Roman"/>
-              </w:rPr>
-            </w:r>
-          </w:p>
+          <w:p/>
         </w:tc>
         <w:tc>
           <w:tcPr>
@@ -3401,7 +3214,7 @@
                 <w:i w:val="0"/>
                 <w:sz w:val="13"/>
               </w:rPr>
-              <w:t>1h 40 min (100 min) = 10 min × 2 × 5</w:t>
+              <w:t>1h 40 min (100 min) = 20 min × 5</w:t>
             </w:r>
           </w:p>
         </w:tc>
